--- a/docs/AtoM_Heratio_VersionControl_Feature_Overview.docx
+++ b/docs/AtoM_Heratio_VersionControl_Feature_Overview.docx
@@ -157,7 +157,7 @@
         <w:pStyle w:val="BodyText"/>
       </w:pPr>
       <w:r>
-        <w:t xml:space="preserve">Designed for clients whose tender, regulatory, or policy environment requires demonstrable change-tracking on archival metadata — POPIA, GDPR, NARSSA, GCIS RFB 001 (clauses 4.1.1.3, 4.1.1.9, 4.6.2), and equivalents internationally.</w:t>
+        <w:t xml:space="preserve">Designed for clients whose tender, regulatory, or policy environment requires demonstrable change-tracking on archival metadata — POPIA, GDPR, NARSSA, applicable records-management framework (clauses 4.1.1.3, 4.1.1.9, 4.6.2), and equivalents internationally.</w:t>
       </w:r>
     </w:p>
     <w:bookmarkEnd w:id="20"/>
@@ -640,7 +640,7 @@
                 <w:bCs/>
                 <w:b/>
               </w:rPr>
-              <w:t xml:space="preserve">GCIS RFB 001 2026/2027</w:t>
+              <w:t xml:space="preserve">applicable tender or regulatory framework</w:t>
             </w:r>
             <w:r>
               <w:t xml:space="preserve"> </w:t>
